--- a/4. RESULTADOS/08_tratamiento_continuo/T17d_comparacion_referencias.docx
+++ b/4. RESULTADOS/08_tratamiento_continuo/T17d_comparacion_referencias.docx
@@ -598,7 +598,7 @@
                 <w:szCs w:val="22"/>
                 <w:color w:val="000000"/>
               </w:rPr>
-              <w:t xml:space="preserve">0.7059</w:t>
+              <w:t xml:space="preserve">1.6049</w:t>
             </w:r>
           </w:p>
         </w:tc>
@@ -653,7 +653,7 @@
                 <w:szCs w:val="22"/>
                 <w:color w:val="000000"/>
               </w:rPr>
-              <w:t xml:space="preserve">0.6457</w:t>
+              <w:t xml:space="preserve">0.2984</w:t>
             </w:r>
           </w:p>
         </w:tc>
@@ -933,7 +933,7 @@
                 <w:szCs w:val="22"/>
                 <w:color w:val="000000"/>
               </w:rPr>
-              <w:t xml:space="preserve">0.9066</w:t>
+              <w:t xml:space="preserve">-3.2270</w:t>
             </w:r>
           </w:p>
         </w:tc>
@@ -988,7 +988,7 @@
                 <w:szCs w:val="22"/>
                 <w:color w:val="000000"/>
               </w:rPr>
-              <w:t xml:space="preserve">0.7059</w:t>
+              <w:t xml:space="preserve">0.1893</w:t>
             </w:r>
           </w:p>
         </w:tc>
@@ -1268,7 +1268,7 @@
                 <w:szCs w:val="22"/>
                 <w:color w:val="000000"/>
               </w:rPr>
-              <w:t xml:space="preserve">-3.4864</w:t>
+              <w:t xml:space="preserve">-1.7922</w:t>
             </w:r>
           </w:p>
         </w:tc>
@@ -1323,7 +1323,7 @@
                 <w:szCs w:val="22"/>
                 <w:color w:val="000000"/>
               </w:rPr>
-              <w:t xml:space="preserve">0.0539</w:t>
+              <w:t xml:space="preserve">0.3014</w:t>
             </w:r>
           </w:p>
         </w:tc>
@@ -1378,7 +1378,7 @@
                 <w:szCs w:val="22"/>
                 <w:color w:val="000000"/>
               </w:rPr>
-              <w:t xml:space="preserve">*</w:t>
+              <w:t xml:space="preserve"/>
             </w:r>
           </w:p>
         </w:tc>
@@ -1603,7 +1603,7 @@
                 <w:szCs w:val="22"/>
                 <w:color w:val="000000"/>
               </w:rPr>
-              <w:t xml:space="preserve">0.4650</w:t>
+              <w:t xml:space="preserve">-7.9927</w:t>
             </w:r>
           </w:p>
         </w:tc>
@@ -1658,7 +1658,7 @@
                 <w:szCs w:val="22"/>
                 <w:color w:val="000000"/>
               </w:rPr>
-              <w:t xml:space="preserve">0.8590</w:t>
+              <w:t xml:space="preserve">0.0019</w:t>
             </w:r>
           </w:p>
         </w:tc>
@@ -1713,7 +1713,7 @@
                 <w:szCs w:val="22"/>
                 <w:color w:val="000000"/>
               </w:rPr>
-              <w:t xml:space="preserve"/>
+              <w:t xml:space="preserve">***</w:t>
             </w:r>
           </w:p>
         </w:tc>
@@ -1938,7 +1938,7 @@
                 <w:szCs w:val="22"/>
                 <w:color w:val="000000"/>
               </w:rPr>
-              <w:t xml:space="preserve">-3.7823</w:t>
+              <w:t xml:space="preserve">-1.3747</w:t>
             </w:r>
           </w:p>
         </w:tc>
@@ -1993,7 +1993,7 @@
                 <w:szCs w:val="22"/>
                 <w:color w:val="000000"/>
               </w:rPr>
-              <w:t xml:space="preserve">0.0363</w:t>
+              <w:t xml:space="preserve">0.4307</w:t>
             </w:r>
           </w:p>
         </w:tc>
@@ -2048,7 +2048,7 @@
                 <w:szCs w:val="22"/>
                 <w:color w:val="000000"/>
               </w:rPr>
-              <w:t xml:space="preserve">**</w:t>
+              <w:t xml:space="preserve"/>
             </w:r>
           </w:p>
         </w:tc>
@@ -2273,7 +2273,7 @@
                 <w:szCs w:val="22"/>
                 <w:color w:val="000000"/>
               </w:rPr>
-              <w:t xml:space="preserve">-1.2287</w:t>
+              <w:t xml:space="preserve">-12.7351</w:t>
             </w:r>
           </w:p>
         </w:tc>
@@ -2328,7 +2328,7 @@
                 <w:szCs w:val="22"/>
                 <w:color w:val="000000"/>
               </w:rPr>
-              <w:t xml:space="preserve">0.6540</w:t>
+              <w:t xml:space="preserve">0.0000</w:t>
             </w:r>
           </w:p>
         </w:tc>
@@ -2383,7 +2383,7 @@
                 <w:szCs w:val="22"/>
                 <w:color w:val="000000"/>
               </w:rPr>
-              <w:t xml:space="preserve"/>
+              <w:t xml:space="preserve">***</w:t>
             </w:r>
           </w:p>
         </w:tc>
@@ -2608,7 +2608,7 @@
                 <w:szCs w:val="22"/>
                 <w:color w:val="000000"/>
               </w:rPr>
-              <w:t xml:space="preserve">-3.7153</w:t>
+              <w:t xml:space="preserve">-0.7677</w:t>
             </w:r>
           </w:p>
         </w:tc>
@@ -2663,7 +2663,7 @@
                 <w:szCs w:val="22"/>
                 <w:color w:val="000000"/>
               </w:rPr>
-              <w:t xml:space="preserve">0.0354</w:t>
+              <w:t xml:space="preserve">0.6478</w:t>
             </w:r>
           </w:p>
         </w:tc>
@@ -2718,7 +2718,7 @@
                 <w:szCs w:val="22"/>
                 <w:color w:val="000000"/>
               </w:rPr>
-              <w:t xml:space="preserve">**</w:t>
+              <w:t xml:space="preserve"/>
             </w:r>
           </w:p>
         </w:tc>
@@ -2943,7 +2943,7 @@
                 <w:szCs w:val="22"/>
                 <w:color w:val="000000"/>
               </w:rPr>
-              <w:t xml:space="preserve">-0.6990</w:t>
+              <w:t xml:space="preserve">-15.5248</w:t>
             </w:r>
           </w:p>
         </w:tc>
@@ -2998,7 +2998,7 @@
                 <w:szCs w:val="22"/>
                 <w:color w:val="000000"/>
               </w:rPr>
-              <w:t xml:space="preserve">0.8045</w:t>
+              <w:t xml:space="preserve">0.0000</w:t>
             </w:r>
           </w:p>
         </w:tc>
@@ -3053,7 +3053,7 @@
                 <w:szCs w:val="22"/>
                 <w:color w:val="000000"/>
               </w:rPr>
-              <w:t xml:space="preserve"/>
+              <w:t xml:space="preserve">***</w:t>
             </w:r>
           </w:p>
         </w:tc>
@@ -3278,7 +3278,7 @@
                 <w:szCs w:val="22"/>
                 <w:color w:val="000000"/>
               </w:rPr>
-              <w:t xml:space="preserve">2.5167</w:t>
+              <w:t xml:space="preserve">1.9278</w:t>
             </w:r>
           </w:p>
         </w:tc>
@@ -3333,7 +3333,7 @@
                 <w:szCs w:val="22"/>
                 <w:color w:val="000000"/>
               </w:rPr>
-              <w:t xml:space="preserve">0.0531</w:t>
+              <w:t xml:space="preserve">0.1322</w:t>
             </w:r>
           </w:p>
         </w:tc>
@@ -3388,7 +3388,7 @@
                 <w:szCs w:val="22"/>
                 <w:color w:val="000000"/>
               </w:rPr>
-              <w:t xml:space="preserve">*</w:t>
+              <w:t xml:space="preserve"/>
             </w:r>
           </w:p>
         </w:tc>
@@ -3613,7 +3613,7 @@
                 <w:szCs w:val="22"/>
                 <w:color w:val="000000"/>
               </w:rPr>
-              <w:t xml:space="preserve">-0.1743</w:t>
+              <w:t xml:space="preserve">0.4627</w:t>
             </w:r>
           </w:p>
         </w:tc>
@@ -3668,7 +3668,7 @@
                 <w:szCs w:val="22"/>
                 <w:color w:val="000000"/>
               </w:rPr>
-              <w:t xml:space="preserve">0.9033</w:t>
+              <w:t xml:space="preserve">0.7440</w:t>
             </w:r>
           </w:p>
         </w:tc>
@@ -3948,7 +3948,7 @@
                 <w:szCs w:val="22"/>
                 <w:color w:val="000000"/>
               </w:rPr>
-              <w:t xml:space="preserve">6.1075</w:t>
+              <w:t xml:space="preserve">4.9578</w:t>
             </w:r>
           </w:p>
         </w:tc>
@@ -4003,7 +4003,7 @@
                 <w:szCs w:val="22"/>
                 <w:color w:val="000000"/>
               </w:rPr>
-              <w:t xml:space="preserve">0.0000</w:t>
+              <w:t xml:space="preserve">0.0002</w:t>
             </w:r>
           </w:p>
         </w:tc>
@@ -4283,7 +4283,7 @@
                 <w:szCs w:val="22"/>
                 <w:color w:val="000000"/>
               </w:rPr>
-              <w:t xml:space="preserve">-2.7379</w:t>
+              <w:t xml:space="preserve">-1.4841</w:t>
             </w:r>
           </w:p>
         </w:tc>
@@ -4338,7 +4338,7 @@
                 <w:szCs w:val="22"/>
                 <w:color w:val="000000"/>
               </w:rPr>
-              <w:t xml:space="preserve">0.0799</w:t>
+              <w:t xml:space="preserve">0.3223</w:t>
             </w:r>
           </w:p>
         </w:tc>
@@ -4393,7 +4393,7 @@
                 <w:szCs w:val="22"/>
                 <w:color w:val="000000"/>
               </w:rPr>
-              <w:t xml:space="preserve">*</w:t>
+              <w:t xml:space="preserve"/>
             </w:r>
           </w:p>
         </w:tc>
@@ -4618,7 +4618,7 @@
                 <w:szCs w:val="22"/>
                 <w:color w:val="000000"/>
               </w:rPr>
-              <w:t xml:space="preserve">4.6231</w:t>
+              <w:t xml:space="preserve">3.0973</w:t>
             </w:r>
           </w:p>
         </w:tc>
@@ -4673,7 +4673,7 @@
                 <w:szCs w:val="22"/>
                 <w:color w:val="000000"/>
               </w:rPr>
-              <w:t xml:space="preserve">0.0017</w:t>
+              <w:t xml:space="preserve">0.0137</w:t>
             </w:r>
           </w:p>
         </w:tc>
@@ -4728,7 +4728,7 @@
                 <w:szCs w:val="22"/>
                 <w:color w:val="000000"/>
               </w:rPr>
-              <w:t xml:space="preserve">***</w:t>
+              <w:t xml:space="preserve">**</w:t>
             </w:r>
           </w:p>
         </w:tc>
@@ -4953,7 +4953,7 @@
                 <w:szCs w:val="22"/>
                 <w:color w:val="000000"/>
               </w:rPr>
-              <w:t xml:space="preserve">-7.1351</w:t>
+              <w:t xml:space="preserve">-5.5522</w:t>
             </w:r>
           </w:p>
         </w:tc>
@@ -5008,7 +5008,7 @@
                 <w:szCs w:val="22"/>
                 <w:color w:val="000000"/>
               </w:rPr>
-              <w:t xml:space="preserve">0.0000</w:t>
+              <w:t xml:space="preserve">0.0001</w:t>
             </w:r>
           </w:p>
         </w:tc>
@@ -5288,7 +5288,7 @@
                 <w:szCs w:val="22"/>
                 <w:color w:val="000000"/>
               </w:rPr>
-              <w:t xml:space="preserve">10.0854</w:t>
+              <w:t xml:space="preserve">8.2053</w:t>
             </w:r>
           </w:p>
         </w:tc>
@@ -5623,7 +5623,7 @@
                 <w:szCs w:val="22"/>
                 <w:color w:val="000000"/>
               </w:rPr>
-              <w:t xml:space="preserve">-8.9071</w:t>
+              <w:t xml:space="preserve">-6.9842</w:t>
             </w:r>
           </w:p>
         </w:tc>
